--- a/docs/项目总结.docx
+++ b/docs/项目总结.docx
@@ -1655,7 +1655,7 @@
           <w:b w:val="0"/>
           <w:sz w:val="20"/>
         </w:rPr>
-        <w:t>金额口径尚未定稿。目前“只标记不剔除”，异常金额仍会计入总额，这是当前最需要解决的问题。</w:t>
+        <w:t>金额口径已在 v1.1 定稿（以单价 × 数量为准）；但真实业务中可能存在折扣、运费，这条规则仍需与客户复核。</w:t>
       </w:r>
     </w:p>
     <w:p>
